--- a/Section11_ReactiveForms/2-Validation Form.docx
+++ b/Section11_ReactiveForms/2-Validation Form.docx
@@ -5,8 +5,18 @@
     <w:p>
       <w:pPr>
         <w:jc w:val="center"/>
-      </w:pPr>
-      <w:r>
+        <w:rPr>
+          <w:color w:val="EE0000"/>
+          <w:sz w:val="48"/>
+          <w:szCs w:val="48"/>
+        </w:rPr>
+      </w:pPr>
+      <w:r>
+        <w:rPr>
+          <w:color w:val="EE0000"/>
+          <w:sz w:val="48"/>
+          <w:szCs w:val="48"/>
+        </w:rPr>
         <w:t>Validation Form</w:t>
       </w:r>
     </w:p>
@@ -29,6 +39,9 @@
     </w:p>
     <w:p>
       <w:r>
+        <w:rPr>
+          <w:noProof/>
+        </w:rPr>
         <w:drawing>
           <wp:anchor distT="0" distB="0" distL="114300" distR="114300" simplePos="0" relativeHeight="251658240" behindDoc="1" locked="0" layoutInCell="1" allowOverlap="1" wp14:anchorId="7AE3C31E" wp14:editId="6EE6B32F">
             <wp:simplePos x="0" y="0"/>
@@ -150,6 +163,895 @@
         <w:t xml:space="preserve">. </w:t>
       </w:r>
     </w:p>
+    <w:p/>
+    <w:p>
+      <w:r>
+        <w:t>HTML:</w:t>
+      </w:r>
+    </w:p>
+    <w:p/>
+    <w:p>
+      <w:pPr>
+        <w:pStyle w:val="ListParagraph"/>
+        <w:numPr>
+          <w:ilvl w:val="0"/>
+          <w:numId w:val="2"/>
+        </w:numPr>
+      </w:pPr>
+      <w:r>
+        <w:t>We put the validation below the field:</w:t>
+      </w:r>
+    </w:p>
+    <w:p>
+      <w:pPr>
+        <w:rPr>
+          <w:sz w:val="20"/>
+          <w:szCs w:val="20"/>
+        </w:rPr>
+      </w:pPr>
+    </w:p>
+    <w:p>
+      <w:pPr>
+        <w:rPr>
+          <w:sz w:val="20"/>
+          <w:szCs w:val="20"/>
+        </w:rPr>
+      </w:pPr>
+      <w:r>
+        <w:rPr>
+          <w:sz w:val="20"/>
+          <w:szCs w:val="20"/>
+        </w:rPr>
+        <w:t> </w:t>
+      </w:r>
+      <w:proofErr w:type="gramStart"/>
+      <w:r>
+        <w:rPr>
+          <w:sz w:val="20"/>
+          <w:szCs w:val="20"/>
+        </w:rPr>
+        <w:t>&lt;!--</w:t>
+      </w:r>
+      <w:proofErr w:type="gramEnd"/>
+      <w:r>
+        <w:rPr>
+          <w:sz w:val="20"/>
+          <w:szCs w:val="20"/>
+        </w:rPr>
+        <w:t xml:space="preserve"> Validation Errors --&gt;</w:t>
+      </w:r>
+    </w:p>
+    <w:p>
+      <w:pPr>
+        <w:rPr>
+          <w:sz w:val="20"/>
+          <w:szCs w:val="20"/>
+        </w:rPr>
+      </w:pPr>
+      <w:r>
+        <w:rPr>
+          <w:sz w:val="20"/>
+          <w:szCs w:val="20"/>
+        </w:rPr>
+        <w:t>    &lt;div class="alert alert-danger" *</w:t>
+      </w:r>
+      <w:proofErr w:type="spellStart"/>
+      <w:r>
+        <w:rPr>
+          <w:sz w:val="20"/>
+          <w:szCs w:val="20"/>
+        </w:rPr>
+        <w:t>ngIf</w:t>
+      </w:r>
+      <w:proofErr w:type="spellEnd"/>
+      <w:r>
+        <w:rPr>
+          <w:sz w:val="20"/>
+          <w:szCs w:val="20"/>
+        </w:rPr>
+        <w:t>="</w:t>
+      </w:r>
+      <w:proofErr w:type="spellStart"/>
+      <w:r>
+        <w:rPr>
+          <w:sz w:val="20"/>
+          <w:szCs w:val="20"/>
+        </w:rPr>
+        <w:t>personForm.controls</w:t>
+      </w:r>
+      <w:proofErr w:type="spellEnd"/>
+      <w:r>
+        <w:rPr>
+          <w:sz w:val="20"/>
+          <w:szCs w:val="20"/>
+        </w:rPr>
+        <w:t>['</w:t>
+      </w:r>
+      <w:proofErr w:type="spellStart"/>
+      <w:r>
+        <w:rPr>
+          <w:sz w:val="20"/>
+          <w:szCs w:val="20"/>
+        </w:rPr>
+        <w:t>firstName</w:t>
+      </w:r>
+      <w:proofErr w:type="spellEnd"/>
+      <w:r>
+        <w:rPr>
+          <w:sz w:val="20"/>
+          <w:szCs w:val="20"/>
+        </w:rPr>
+        <w:t>'</w:t>
+      </w:r>
+      <w:proofErr w:type="gramStart"/>
+      <w:r>
+        <w:rPr>
+          <w:sz w:val="20"/>
+          <w:szCs w:val="20"/>
+        </w:rPr>
+        <w:t>].</w:t>
+      </w:r>
+      <w:proofErr w:type="spellStart"/>
+      <w:r>
+        <w:rPr>
+          <w:sz w:val="20"/>
+          <w:szCs w:val="20"/>
+        </w:rPr>
+        <w:t>hasError</w:t>
+      </w:r>
+      <w:proofErr w:type="spellEnd"/>
+      <w:proofErr w:type="gramEnd"/>
+      <w:r>
+        <w:rPr>
+          <w:sz w:val="20"/>
+          <w:szCs w:val="20"/>
+        </w:rPr>
+        <w:t>('required')"&gt;</w:t>
+      </w:r>
+    </w:p>
+    <w:p>
+      <w:pPr>
+        <w:rPr>
+          <w:sz w:val="20"/>
+          <w:szCs w:val="20"/>
+        </w:rPr>
+      </w:pPr>
+      <w:r>
+        <w:rPr>
+          <w:sz w:val="20"/>
+          <w:szCs w:val="20"/>
+        </w:rPr>
+        <w:t>      First Name Can Not Be Empty!</w:t>
+      </w:r>
+    </w:p>
+    <w:p>
+      <w:pPr>
+        <w:rPr>
+          <w:sz w:val="20"/>
+          <w:szCs w:val="20"/>
+        </w:rPr>
+      </w:pPr>
+      <w:r>
+        <w:rPr>
+          <w:sz w:val="20"/>
+          <w:szCs w:val="20"/>
+        </w:rPr>
+        <w:t>    &lt;/div&gt;</w:t>
+      </w:r>
+    </w:p>
+    <w:p>
+      <w:pPr>
+        <w:rPr>
+          <w:sz w:val="20"/>
+          <w:szCs w:val="20"/>
+        </w:rPr>
+      </w:pPr>
+      <w:r>
+        <w:rPr>
+          <w:sz w:val="20"/>
+          <w:szCs w:val="20"/>
+        </w:rPr>
+        <w:t>    &lt;div class="alert alert-danger" *</w:t>
+      </w:r>
+      <w:proofErr w:type="spellStart"/>
+      <w:r>
+        <w:rPr>
+          <w:sz w:val="20"/>
+          <w:szCs w:val="20"/>
+        </w:rPr>
+        <w:t>ngIf</w:t>
+      </w:r>
+      <w:proofErr w:type="spellEnd"/>
+      <w:r>
+        <w:rPr>
+          <w:sz w:val="20"/>
+          <w:szCs w:val="20"/>
+        </w:rPr>
+        <w:t>="</w:t>
+      </w:r>
+      <w:proofErr w:type="spellStart"/>
+      <w:r>
+        <w:rPr>
+          <w:sz w:val="20"/>
+          <w:szCs w:val="20"/>
+        </w:rPr>
+        <w:t>personForm.controls</w:t>
+      </w:r>
+      <w:proofErr w:type="spellEnd"/>
+      <w:r>
+        <w:rPr>
+          <w:sz w:val="20"/>
+          <w:szCs w:val="20"/>
+        </w:rPr>
+        <w:t>['</w:t>
+      </w:r>
+      <w:proofErr w:type="spellStart"/>
+      <w:r>
+        <w:rPr>
+          <w:sz w:val="20"/>
+          <w:szCs w:val="20"/>
+        </w:rPr>
+        <w:t>firstName</w:t>
+      </w:r>
+      <w:proofErr w:type="spellEnd"/>
+      <w:r>
+        <w:rPr>
+          <w:sz w:val="20"/>
+          <w:szCs w:val="20"/>
+        </w:rPr>
+        <w:t>'</w:t>
+      </w:r>
+      <w:proofErr w:type="gramStart"/>
+      <w:r>
+        <w:rPr>
+          <w:sz w:val="20"/>
+          <w:szCs w:val="20"/>
+        </w:rPr>
+        <w:t>].</w:t>
+      </w:r>
+      <w:proofErr w:type="spellStart"/>
+      <w:r>
+        <w:rPr>
+          <w:sz w:val="20"/>
+          <w:szCs w:val="20"/>
+        </w:rPr>
+        <w:t>hasError</w:t>
+      </w:r>
+      <w:proofErr w:type="spellEnd"/>
+      <w:proofErr w:type="gramEnd"/>
+      <w:r>
+        <w:rPr>
+          <w:sz w:val="20"/>
+          <w:szCs w:val="20"/>
+        </w:rPr>
+        <w:t>('</w:t>
+      </w:r>
+      <w:proofErr w:type="spellStart"/>
+      <w:r>
+        <w:rPr>
+          <w:sz w:val="20"/>
+          <w:szCs w:val="20"/>
+        </w:rPr>
+        <w:t>minlength</w:t>
+      </w:r>
+      <w:proofErr w:type="spellEnd"/>
+      <w:r>
+        <w:rPr>
+          <w:sz w:val="20"/>
+          <w:szCs w:val="20"/>
+        </w:rPr>
+        <w:t>')"&gt;</w:t>
+      </w:r>
+    </w:p>
+    <w:p>
+      <w:pPr>
+        <w:rPr>
+          <w:sz w:val="20"/>
+          <w:szCs w:val="20"/>
+        </w:rPr>
+      </w:pPr>
+      <w:r>
+        <w:rPr>
+          <w:sz w:val="20"/>
+          <w:szCs w:val="20"/>
+        </w:rPr>
+        <w:t>      First Name Must Be At Least 2 Characters Long!</w:t>
+      </w:r>
+    </w:p>
+    <w:p>
+      <w:pPr>
+        <w:rPr>
+          <w:sz w:val="20"/>
+          <w:szCs w:val="20"/>
+        </w:rPr>
+      </w:pPr>
+      <w:r>
+        <w:rPr>
+          <w:sz w:val="20"/>
+          <w:szCs w:val="20"/>
+        </w:rPr>
+        <w:t>    &lt;/div&gt;</w:t>
+      </w:r>
+    </w:p>
+    <w:p>
+      <w:pPr>
+        <w:rPr>
+          <w:sz w:val="20"/>
+          <w:szCs w:val="20"/>
+        </w:rPr>
+      </w:pPr>
+      <w:r>
+        <w:rPr>
+          <w:sz w:val="20"/>
+          <w:szCs w:val="20"/>
+        </w:rPr>
+        <w:t>    &lt;div class="alert alert-danger" *</w:t>
+      </w:r>
+      <w:proofErr w:type="spellStart"/>
+      <w:r>
+        <w:rPr>
+          <w:sz w:val="20"/>
+          <w:szCs w:val="20"/>
+        </w:rPr>
+        <w:t>ngIf</w:t>
+      </w:r>
+      <w:proofErr w:type="spellEnd"/>
+      <w:r>
+        <w:rPr>
+          <w:sz w:val="20"/>
+          <w:szCs w:val="20"/>
+        </w:rPr>
+        <w:t>="</w:t>
+      </w:r>
+      <w:proofErr w:type="spellStart"/>
+      <w:r>
+        <w:rPr>
+          <w:sz w:val="20"/>
+          <w:szCs w:val="20"/>
+        </w:rPr>
+        <w:t>personForm.controls</w:t>
+      </w:r>
+      <w:proofErr w:type="spellEnd"/>
+      <w:r>
+        <w:rPr>
+          <w:sz w:val="20"/>
+          <w:szCs w:val="20"/>
+        </w:rPr>
+        <w:t>['</w:t>
+      </w:r>
+      <w:proofErr w:type="spellStart"/>
+      <w:r>
+        <w:rPr>
+          <w:sz w:val="20"/>
+          <w:szCs w:val="20"/>
+        </w:rPr>
+        <w:t>firstName</w:t>
+      </w:r>
+      <w:proofErr w:type="spellEnd"/>
+      <w:r>
+        <w:rPr>
+          <w:sz w:val="20"/>
+          <w:szCs w:val="20"/>
+        </w:rPr>
+        <w:t>'</w:t>
+      </w:r>
+      <w:proofErr w:type="gramStart"/>
+      <w:r>
+        <w:rPr>
+          <w:sz w:val="20"/>
+          <w:szCs w:val="20"/>
+        </w:rPr>
+        <w:t>].</w:t>
+      </w:r>
+      <w:proofErr w:type="spellStart"/>
+      <w:r>
+        <w:rPr>
+          <w:sz w:val="20"/>
+          <w:szCs w:val="20"/>
+        </w:rPr>
+        <w:t>hasError</w:t>
+      </w:r>
+      <w:proofErr w:type="spellEnd"/>
+      <w:proofErr w:type="gramEnd"/>
+      <w:r>
+        <w:rPr>
+          <w:sz w:val="20"/>
+          <w:szCs w:val="20"/>
+        </w:rPr>
+        <w:t>('</w:t>
+      </w:r>
+      <w:proofErr w:type="spellStart"/>
+      <w:r>
+        <w:rPr>
+          <w:sz w:val="20"/>
+          <w:szCs w:val="20"/>
+        </w:rPr>
+        <w:t>maxlength</w:t>
+      </w:r>
+      <w:proofErr w:type="spellEnd"/>
+      <w:r>
+        <w:rPr>
+          <w:sz w:val="20"/>
+          <w:szCs w:val="20"/>
+        </w:rPr>
+        <w:t>')"&gt;</w:t>
+      </w:r>
+    </w:p>
+    <w:p>
+      <w:pPr>
+        <w:rPr>
+          <w:sz w:val="20"/>
+          <w:szCs w:val="20"/>
+        </w:rPr>
+      </w:pPr>
+      <w:r>
+        <w:rPr>
+          <w:sz w:val="20"/>
+          <w:szCs w:val="20"/>
+        </w:rPr>
+        <w:t xml:space="preserve">      Max First Name Must Be </w:t>
+      </w:r>
+      <w:proofErr w:type="gramStart"/>
+      <w:r>
+        <w:rPr>
+          <w:sz w:val="20"/>
+          <w:szCs w:val="20"/>
+        </w:rPr>
+        <w:t>At</w:t>
+      </w:r>
+      <w:proofErr w:type="gramEnd"/>
+      <w:r>
+        <w:rPr>
+          <w:sz w:val="20"/>
+          <w:szCs w:val="20"/>
+        </w:rPr>
+        <w:t xml:space="preserve"> Most 100 Characters Long!</w:t>
+      </w:r>
+    </w:p>
+    <w:p>
+      <w:pPr>
+        <w:rPr>
+          <w:sz w:val="20"/>
+          <w:szCs w:val="20"/>
+        </w:rPr>
+      </w:pPr>
+      <w:r>
+        <w:rPr>
+          <w:sz w:val="20"/>
+          <w:szCs w:val="20"/>
+        </w:rPr>
+        <w:t>    &lt;/div&gt;</w:t>
+      </w:r>
+    </w:p>
+    <w:p>
+      <w:pPr>
+        <w:rPr>
+          <w:sz w:val="20"/>
+          <w:szCs w:val="20"/>
+        </w:rPr>
+      </w:pPr>
+    </w:p>
+    <w:p>
+      <w:pPr>
+        <w:pStyle w:val="ListParagraph"/>
+        <w:numPr>
+          <w:ilvl w:val="0"/>
+          <w:numId w:val="2"/>
+        </w:numPr>
+        <w:rPr>
+          <w:sz w:val="28"/>
+          <w:szCs w:val="28"/>
+        </w:rPr>
+      </w:pPr>
+      <w:r>
+        <w:rPr>
+          <w:sz w:val="28"/>
+          <w:szCs w:val="28"/>
+        </w:rPr>
+        <w:t>*</w:t>
+      </w:r>
+      <w:proofErr w:type="spellStart"/>
+      <w:r>
+        <w:rPr>
+          <w:sz w:val="28"/>
+          <w:szCs w:val="28"/>
+        </w:rPr>
+        <w:t>ngIf</w:t>
+      </w:r>
+      <w:proofErr w:type="spellEnd"/>
+      <w:r>
+        <w:rPr>
+          <w:sz w:val="28"/>
+          <w:szCs w:val="28"/>
+        </w:rPr>
+        <w:t>="</w:t>
+      </w:r>
+      <w:proofErr w:type="spellStart"/>
+      <w:r>
+        <w:rPr>
+          <w:sz w:val="28"/>
+          <w:szCs w:val="28"/>
+        </w:rPr>
+        <w:t>personForm.controls</w:t>
+      </w:r>
+      <w:proofErr w:type="spellEnd"/>
+      <w:r>
+        <w:rPr>
+          <w:sz w:val="28"/>
+          <w:szCs w:val="28"/>
+        </w:rPr>
+        <w:t>['</w:t>
+      </w:r>
+      <w:proofErr w:type="spellStart"/>
+      <w:r>
+        <w:rPr>
+          <w:sz w:val="28"/>
+          <w:szCs w:val="28"/>
+        </w:rPr>
+        <w:t>firstName</w:t>
+      </w:r>
+      <w:proofErr w:type="spellEnd"/>
+      <w:r>
+        <w:rPr>
+          <w:sz w:val="28"/>
+          <w:szCs w:val="28"/>
+        </w:rPr>
+        <w:t>'</w:t>
+      </w:r>
+      <w:proofErr w:type="gramStart"/>
+      <w:r>
+        <w:rPr>
+          <w:sz w:val="28"/>
+          <w:szCs w:val="28"/>
+        </w:rPr>
+        <w:t>].</w:t>
+      </w:r>
+      <w:proofErr w:type="spellStart"/>
+      <w:r>
+        <w:rPr>
+          <w:sz w:val="28"/>
+          <w:szCs w:val="28"/>
+        </w:rPr>
+        <w:t>hasError</w:t>
+      </w:r>
+      <w:proofErr w:type="spellEnd"/>
+      <w:proofErr w:type="gramEnd"/>
+      <w:r>
+        <w:rPr>
+          <w:sz w:val="28"/>
+          <w:szCs w:val="28"/>
+        </w:rPr>
+        <w:t>('</w:t>
+      </w:r>
+      <w:proofErr w:type="spellStart"/>
+      <w:r>
+        <w:rPr>
+          <w:sz w:val="28"/>
+          <w:szCs w:val="28"/>
+        </w:rPr>
+        <w:t>minlength</w:t>
+      </w:r>
+      <w:proofErr w:type="spellEnd"/>
+      <w:r>
+        <w:rPr>
+          <w:sz w:val="28"/>
+          <w:szCs w:val="28"/>
+        </w:rPr>
+        <w:t>')"</w:t>
+      </w:r>
+      <w:r>
+        <w:rPr>
+          <w:sz w:val="28"/>
+          <w:szCs w:val="28"/>
+        </w:rPr>
+        <w:t xml:space="preserve"> </w:t>
+      </w:r>
+      <w:r>
+        <w:rPr>
+          <w:rFonts w:cstheme="minorBidi" w:hint="cs"/>
+          <w:sz w:val="28"/>
+          <w:szCs w:val="45"/>
+          <w:cs/>
+          <w:lang w:bidi="km-KH"/>
+        </w:rPr>
+        <w:t xml:space="preserve">យើងដាក់ </w:t>
+      </w:r>
+      <w:r>
+        <w:rPr>
+          <w:rFonts w:cstheme="minorBidi"/>
+          <w:sz w:val="28"/>
+          <w:szCs w:val="45"/>
+          <w:lang w:bidi="km-KH"/>
+        </w:rPr>
+        <w:t xml:space="preserve">condition </w:t>
+      </w:r>
+      <w:r>
+        <w:rPr>
+          <w:rFonts w:cstheme="minorBidi" w:hint="cs"/>
+          <w:sz w:val="28"/>
+          <w:szCs w:val="45"/>
+          <w:cs/>
+          <w:lang w:bidi="km-KH"/>
+        </w:rPr>
+        <w:t xml:space="preserve">វាអោយដូចទៅនឹងកន្លែង ដែលយើង ដាក់ </w:t>
+      </w:r>
+      <w:proofErr w:type="spellStart"/>
+      <w:r>
+        <w:rPr>
+          <w:rFonts w:cstheme="minorBidi"/>
+          <w:sz w:val="28"/>
+          <w:szCs w:val="45"/>
+          <w:lang w:bidi="km-KH"/>
+        </w:rPr>
+        <w:t>formControlName</w:t>
+      </w:r>
+      <w:proofErr w:type="spellEnd"/>
+      <w:r>
+        <w:rPr>
+          <w:rFonts w:cstheme="minorBidi"/>
+          <w:sz w:val="28"/>
+          <w:szCs w:val="45"/>
+          <w:lang w:bidi="km-KH"/>
+        </w:rPr>
+        <w:t xml:space="preserve"> </w:t>
+      </w:r>
+    </w:p>
+    <w:p>
+      <w:pPr>
+        <w:rPr>
+          <w:rFonts w:cstheme="minorBidi" w:hint="cs"/>
+          <w:noProof/>
+          <w:sz w:val="28"/>
+          <w:szCs w:val="45"/>
+          <w:cs/>
+          <w:lang w:bidi="km-KH"/>
+        </w:rPr>
+      </w:pPr>
+      <w:r>
+        <w:rPr>
+          <w:noProof/>
+          <w:sz w:val="28"/>
+          <w:szCs w:val="28"/>
+        </w:rPr>
+        <w:sym w:font="Wingdings" w:char="F0E8"/>
+      </w:r>
+      <w:r>
+        <w:rPr>
+          <w:noProof/>
+          <w:sz w:val="28"/>
+          <w:szCs w:val="28"/>
+        </w:rPr>
+        <w:t xml:space="preserve"> </w:t>
+      </w:r>
+      <w:r>
+        <w:rPr>
+          <w:rFonts w:cstheme="minorBidi" w:hint="cs"/>
+          <w:noProof/>
+          <w:sz w:val="28"/>
+          <w:szCs w:val="45"/>
+          <w:cs/>
+          <w:lang w:bidi="km-KH"/>
+        </w:rPr>
+        <w:t>យើងដាក់អក្សរតូចវិញទាំងអស់</w:t>
+      </w:r>
+      <w:r>
+        <w:rPr>
+          <w:rFonts w:cstheme="minorBidi"/>
+          <w:noProof/>
+          <w:sz w:val="28"/>
+          <w:szCs w:val="45"/>
+          <w:lang w:bidi="km-KH"/>
+        </w:rPr>
+        <w:t xml:space="preserve">  </w:t>
+      </w:r>
+    </w:p>
+    <w:p>
+      <w:pPr>
+        <w:rPr>
+          <w:sz w:val="28"/>
+          <w:szCs w:val="28"/>
+        </w:rPr>
+      </w:pPr>
+    </w:p>
+    <w:p>
+      <w:pPr>
+        <w:rPr>
+          <w:sz w:val="28"/>
+          <w:szCs w:val="28"/>
+        </w:rPr>
+      </w:pPr>
+      <w:r>
+        <w:rPr>
+          <w:sz w:val="28"/>
+          <w:szCs w:val="28"/>
+        </w:rPr>
+        <w:t> </w:t>
+      </w:r>
+      <w:proofErr w:type="spellStart"/>
+      <w:r>
+        <w:rPr>
+          <w:sz w:val="28"/>
+          <w:szCs w:val="28"/>
+        </w:rPr>
+        <w:t>firstName</w:t>
+      </w:r>
+      <w:proofErr w:type="spellEnd"/>
+      <w:r>
+        <w:rPr>
+          <w:sz w:val="28"/>
+          <w:szCs w:val="28"/>
+        </w:rPr>
+        <w:t>: new FormControl("Vibol</w:t>
+      </w:r>
+      <w:proofErr w:type="gramStart"/>
+      <w:r>
+        <w:rPr>
+          <w:sz w:val="28"/>
+          <w:szCs w:val="28"/>
+        </w:rPr>
+        <w:t>",[Validators.required,Validators.minLength</w:t>
+      </w:r>
+      <w:proofErr w:type="gramEnd"/>
+      <w:r>
+        <w:rPr>
+          <w:sz w:val="28"/>
+          <w:szCs w:val="28"/>
+        </w:rPr>
+        <w:t xml:space="preserve">(3), </w:t>
+      </w:r>
+      <w:proofErr w:type="spellStart"/>
+      <w:r>
+        <w:rPr>
+          <w:sz w:val="28"/>
+          <w:szCs w:val="28"/>
+        </w:rPr>
+        <w:t>Validators.maxLength</w:t>
+      </w:r>
+      <w:proofErr w:type="spellEnd"/>
+      <w:r>
+        <w:rPr>
+          <w:sz w:val="28"/>
+          <w:szCs w:val="28"/>
+        </w:rPr>
+        <w:t>(5)]),</w:t>
+      </w:r>
+    </w:p>
+    <w:p>
+      <w:pPr>
+        <w:rPr>
+          <w:sz w:val="28"/>
+          <w:szCs w:val="28"/>
+        </w:rPr>
+      </w:pPr>
+    </w:p>
+    <w:p>
+      <w:pPr>
+        <w:pStyle w:val="ListParagraph"/>
+        <w:numPr>
+          <w:ilvl w:val="0"/>
+          <w:numId w:val="2"/>
+        </w:numPr>
+        <w:rPr>
+          <w:noProof/>
+          <w:sz w:val="28"/>
+          <w:szCs w:val="28"/>
+        </w:rPr>
+      </w:pPr>
+      <w:proofErr w:type="spellStart"/>
+      <w:r>
+        <w:rPr>
+          <w:sz w:val="28"/>
+          <w:szCs w:val="28"/>
+        </w:rPr>
+        <w:t>Validators.minLength</w:t>
+      </w:r>
+      <w:proofErr w:type="spellEnd"/>
+      <w:r>
+        <w:rPr>
+          <w:sz w:val="28"/>
+          <w:szCs w:val="28"/>
+        </w:rPr>
+        <w:t>(3)</w:t>
+      </w:r>
+      <w:r>
+        <w:rPr>
+          <w:sz w:val="28"/>
+          <w:szCs w:val="28"/>
+        </w:rPr>
+        <w:t xml:space="preserve"> </w:t>
+      </w:r>
+      <w:r>
+        <w:rPr>
+          <w:noProof/>
+          <w:sz w:val="28"/>
+          <w:szCs w:val="28"/>
+        </w:rPr>
+        <w:sym w:font="Wingdings" w:char="F0E8"/>
+      </w:r>
+      <w:r>
+        <w:rPr>
+          <w:noProof/>
+          <w:sz w:val="28"/>
+          <w:szCs w:val="28"/>
+        </w:rPr>
+        <w:t xml:space="preserve"> </w:t>
+      </w:r>
+      <w:r>
+        <w:rPr>
+          <w:noProof/>
+          <w:sz w:val="28"/>
+          <w:szCs w:val="28"/>
+        </w:rPr>
+        <w:t>*ngIf="personForm.controls['firstName'].hasError(</w:t>
+      </w:r>
+      <w:r>
+        <w:rPr>
+          <w:noProof/>
+          <w:color w:val="EE0000"/>
+          <w:sz w:val="28"/>
+          <w:szCs w:val="28"/>
+        </w:rPr>
+        <w:t>'maxlength'</w:t>
+      </w:r>
+      <w:r>
+        <w:rPr>
+          <w:noProof/>
+          <w:sz w:val="28"/>
+          <w:szCs w:val="28"/>
+        </w:rPr>
+        <w:t>)"</w:t>
+      </w:r>
+    </w:p>
+    <w:p>
+      <w:pPr>
+        <w:pStyle w:val="ListParagraph"/>
+        <w:rPr>
+          <w:sz w:val="28"/>
+          <w:szCs w:val="28"/>
+        </w:rPr>
+      </w:pPr>
+    </w:p>
+    <w:p>
+      <w:pPr>
+        <w:rPr>
+          <w:sz w:val="28"/>
+          <w:szCs w:val="28"/>
+        </w:rPr>
+      </w:pPr>
+    </w:p>
+    <w:p>
+      <w:pPr>
+        <w:rPr>
+          <w:rFonts w:cstheme="minorBidi"/>
+          <w:szCs w:val="65"/>
+          <w:lang w:bidi="km-KH"/>
+        </w:rPr>
+      </w:pPr>
+    </w:p>
+    <w:p>
+      <w:pPr>
+        <w:rPr>
+          <w:rFonts w:cstheme="minorBidi"/>
+          <w:szCs w:val="65"/>
+          <w:lang w:bidi="km-KH"/>
+        </w:rPr>
+      </w:pPr>
+    </w:p>
+    <w:p>
+      <w:pPr>
+        <w:rPr>
+          <w:rFonts w:cstheme="minorBidi" w:hint="cs"/>
+          <w:szCs w:val="65"/>
+          <w:lang w:bidi="km-KH"/>
+        </w:rPr>
+      </w:pPr>
+    </w:p>
+    <w:p/>
+    <w:p/>
+    <w:p/>
+    <w:p/>
+    <w:p/>
+    <w:p/>
     <w:p/>
     <w:sectPr>
       <w:pgSz w:w="11907" w:h="16840" w:code="9"/>
@@ -964,7 +1866,6 @@
   <w:style w:type="character" w:default="1" w:styleId="DefaultParagraphFont">
     <w:name w:val="Default Paragraph Font"/>
     <w:uiPriority w:val="1"/>
-    <w:semiHidden/>
     <w:unhideWhenUsed/>
   </w:style>
   <w:style w:type="table" w:default="1" w:styleId="TableNormal">
